--- a/fra/docx/013.content.docx
+++ b/fra/docx/013.content.docx
@@ -127,7 +127,7 @@
         <w:rPr>
           <w:lang w:val="fr_FR" w:bidi="fr_FR"/>
         </w:rPr>
-        <w:t>O</w:t>
+        <w:t>Œ</w:t>
       </w:r>
       <w:r>
         <w:rPr>
@@ -190,7 +190,7 @@
         <w:rPr>
           <w:lang w:val="fr_FR" w:bidi="fr_FR"/>
         </w:rPr>
-        <w:t>Olivier</w:t>
+        <w:t>Œil d'une aiguille</w:t>
       </w:r>
       <w:r>
         <w:rPr>
@@ -304,7 +304,7 @@
         <w:rPr>
           <w:lang w:val="fr_FR" w:bidi="fr_FR"/>
         </w:rPr>
-        <w:t>Olivier</w:t>
+        <w:t>Œil d'une aiguille</w:t>
       </w:r>
       <w:r>
         <w:rPr>
@@ -340,7 +340,7 @@
       <w:r>
         <w:drawing>
           <wp:inline xmlns:a="http://schemas.openxmlformats.org/drawingml/2006/main" xmlns:pic="http://schemas.openxmlformats.org/drawingml/2006/picture">
-            <wp:extent cx="6096000" cy="4572000"/>
+            <wp:extent cx="6096000" cy="4066032"/>
             <wp:docPr id="2" name="Picture 2"/>
             <wp:cNvGraphicFramePr>
               <a:graphicFrameLocks noChangeAspect="1"/>
@@ -361,7 +361,7 @@
                   <pic:spPr>
                     <a:xfrm>
                       <a:off x="0" y="0"/>
-                      <a:ext cx="6096000" cy="4572000"/>
+                      <a:ext cx="6096000" cy="4066032"/>
                     </a:xfrm>
                     <a:prstGeom prst="rect"/>
                   </pic:spPr>
@@ -418,7 +418,7 @@
         <w:rPr>
           <w:lang w:val="fr_FR" w:bidi="fr_FR"/>
         </w:rPr>
-        <w:t>outre</w:t>
+        <w:t>Œil d'une aiguille</w:t>
       </w:r>
       <w:r>
         <w:rPr>
@@ -454,7 +454,7 @@
       <w:r>
         <w:drawing>
           <wp:inline xmlns:a="http://schemas.openxmlformats.org/drawingml/2006/main" xmlns:pic="http://schemas.openxmlformats.org/drawingml/2006/picture">
-            <wp:extent cx="6096000" cy="4194048"/>
+            <wp:extent cx="6096000" cy="4066032"/>
             <wp:docPr id="3" name="Picture 3"/>
             <wp:cNvGraphicFramePr>
               <a:graphicFrameLocks noChangeAspect="1"/>
@@ -475,7 +475,7 @@
                   <pic:spPr>
                     <a:xfrm>
                       <a:off x="0" y="0"/>
-                      <a:ext cx="6096000" cy="4194048"/>
+                      <a:ext cx="6096000" cy="4066032"/>
                     </a:xfrm>
                     <a:prstGeom prst="rect"/>
                   </pic:spPr>
